--- a/siteflow-prd.docx
+++ b/siteflow-prd.docx
@@ -34,17 +34,17 @@
         <w:rPr>
           <w:color w:val="000000"/>
         </w:rPr>
-        <w:t>Product decision and opportunity</w:t>
-      </w:r>
-    </w:p>
-    <w:p>
-      <w:r>
-        <w:t>SiteFlow is a proposed mobile workflow product for clinical research coordinators at small independent sites. I would test whether a visit-to-review workflow can reduce the coordinator’s reconciliation work enough to justify a paid product alongside existing site software. The product remains centered on mobile intake, regulatory preparation, and principal investigator review.</w:t>
-      </w:r>
-    </w:p>
-    <w:p>
-      <w:r>
-        <w:t>The initial release should support one approved workflow within one study at each pilot site. A coordinator captures the visit checklist, reviews a prepared documentation packet, and routes the exact record version to the authorized reviewer. Sponsor EDC entry remains an explicit external step until an approved integration exists. This boundary makes the proposed benefit measurable without claiming to eliminate every duplicate entry.</w:t>
+        <w:t xml:space="preserve">Product scope</w:t>
+      </w:r>
+    </w:p>
+    <w:p>
+      <w:r>
+        <w:t xml:space="preserve">SiteFlow is a proposed mobile tool for clinical research coordinators at small independent sites. I scoped it around visit intake, documentation preparation, and principal investigator review. The first test is whether it saves enough reconciliation work to justify a paid subscription alongside existing site software.</w:t>
+      </w:r>
+    </w:p>
+    <w:p>
+      <w:r>
+        <w:t xml:space="preserve">The first release would support one approved workflow in one study at each pilot site. A coordinator completes the visit checklist, reviews a prepared documentation packet, and sends that version to an authorized reviewer. Sponsor EDC entry remains a separate step until an integration is approved. The pilot must include that work when measuring time saved.</w:t>
       </w:r>
     </w:p>
     <w:p>
@@ -55,12 +55,12 @@
         <w:rPr>
           <w:color w:val="000000"/>
         </w:rPr>
-        <w:t>What changed after competitive research</w:t>
-      </w:r>
-    </w:p>
-    <w:p>
-      <w:r>
-        <w:t>Veeva already offers site-focused eISF and CTMS capabilities, and Florence provides eRegulatory, eSource, and eConsent products. The opportunity therefore depends on a specific workflow advantage and adoption economics, rather than the absence of site software. Veeva’s free eISF tier is a particularly strong substitute for the proposed $199 monthly subscription. [S1–S3]</w:t>
+        <w:t xml:space="preserve">Existing alternatives</w:t>
+      </w:r>
+    </w:p>
+    <w:p>
+      <w:r>
+        <w:t xml:space="preserve">Veeva offers site-focused eISF and CTMS, while Florence offers eRegulatory, eSource, and eConsent. SiteFlow would need to make a specific workflow easier at an acceptable cost. Veeva’s free eISF tier is a substantial alternative to the proposed $199 monthly subscription. [S1–S3]</w:t>
       </w:r>
     </w:p>
     <w:tbl>
@@ -346,7 +346,7 @@
                 <w:color w:val="222222"/>
                 <w:sz w:val="18"/>
               </w:rPr>
-              <w:t>Investment gate</w:t>
+              <w:t xml:space="preserve">Expansion criteria</w:t>
             </w:r>
           </w:p>
         </w:tc>
@@ -386,7 +386,7 @@
     </w:p>
     <w:p>
       <w:r>
-        <w:t>Stage: product case study and proposed PRD. The research findings, planning assumptions, and proposed experiments are distinguished throughout; launch targets do not describe shipped results.</w:t>
+        <w:t xml:space="preserve">Status: product concept, not launched or validated. This PRD separates public-source observations, planning assumptions, and proposed tests.</w:t>
       </w:r>
     </w:p>
     <w:p>
@@ -402,12 +402,12 @@
         <w:rPr>
           <w:color w:val="000000"/>
         </w:rPr>
-        <w:t>Discovery and customer selection</w:t>
-      </w:r>
-    </w:p>
-    <w:p>
-      <w:r>
-        <w:t>The original discovery work reviewed 53 sources across coordinator forums, software reviews, job reviews, and day-in-the-life videos. Its central themes are administrative burden, fragmented systems, delayed signatures, and coordinator overload. These observations guide the problem selection. Source frequency and emotional intensity are useful qualitative signals, but do not establish population prevalence or a representative severity score.</w:t>
+        <w:t xml:space="preserve">Discovery and target users</w:t>
+      </w:r>
+    </w:p>
+    <w:p>
+      <w:r>
+        <w:t xml:space="preserve">I reviewed 53 public sources, including coordinator forums, software and job reviews, and day-in-the-life videos. Common concerns were administrative work, fragmented systems, delayed signatures, and coordinator overload. These observations informed the concept; they do not establish how common or severe each problem is across sites.</w:t>
       </w:r>
     </w:p>
     <w:p>
@@ -750,12 +750,12 @@
         <w:rPr>
           <w:color w:val="000000"/>
         </w:rPr>
-        <w:t>Discovery that changes the build</w:t>
-      </w:r>
-    </w:p>
-    <w:p>
-      <w:r>
-        <w:t>Recruit six sites for an initial validation study, including paper-heavy practices and sites already using eISF software. At each, interview a coordinator and the economic buyer separately. Observe an eligible visit workflow with permission and without collecting unnecessary patient information. Record task times, system transitions, interruption points, and which documents are authoritative.</w:t>
+        <w:t xml:space="preserve">Planned workflow research</w:t>
+      </w:r>
+    </w:p>
+    <w:p>
+      <w:r>
+        <w:t xml:space="preserve">Recruit six sites, including paper-heavy practices and those using eISF software. Interview a coordinator and the buyer separately at each site. With permission, observe an eligible visit workflow without collecting unnecessary patient information. Record task times, system changes, interruptions, and which documents are authoritative.</w:t>
       </w:r>
     </w:p>
     <w:p>
@@ -802,7 +802,7 @@
     </w:p>
     <w:p>
       <w:r>
-        <w:t>The research record should connect each observation to a source, date, workflow, and product implication. For example, repeated complaints about delayed signatures support testing a review queue; they do not by themselves establish that the queue reduces regulatory risk. Current vendor and regulatory references are listed at the end of this document.</w:t>
+        <w:t xml:space="preserve">For each observation, record the source, date, workflow, and requirement it informs. Complaints about delayed signatures, for example, justify testing a review queue; the queue’s effect on regulatory risk would still need evaluation. Vendor and regulatory sources appear in the references.</w:t>
       </w:r>
     </w:p>
     <w:p>
@@ -818,12 +818,12 @@
         <w:rPr>
           <w:color w:val="000000"/>
         </w:rPr>
-        <w:t>Workflow and experience requirements</w:t>
-      </w:r>
-    </w:p>
-    <w:p>
-      <w:r>
-        <w:t>The experience must make record state obvious. A saved draft, a synchronized record, a reviewed packet, and a signed record are different states. Completion should never be inferred from a spinner disappearing or a reminder being sent.</w:t>
+        <w:t xml:space="preserve">Workflow requirements</w:t>
+      </w:r>
+    </w:p>
+    <w:p>
+      <w:r>
+        <w:t xml:space="preserve">Users must be able to distinguish a saved draft, a synchronized record, a reviewed packet, and a signed record. A disappearing spinner or a sent reminder must not indicate completion.</w:t>
       </w:r>
     </w:p>
     <w:tbl>
@@ -1463,12 +1463,12 @@
         <w:rPr>
           <w:color w:val="000000"/>
         </w:rPr>
-        <w:t>Illustrative screen sequence</w:t>
-      </w:r>
-    </w:p>
-    <w:p>
-      <w:r>
-        <w:t>Today view: assigned visits, overdue review requests, and sync state. Visit workspace: checklist, current document version, and a persistent save indicator. Review packet: source evidence beside prepared fields, with unresolved items above the approval action. Investigator queue: study, due date, changes, and the reason a review is required. These are interface specifications, not screenshots of a shipped product.</w:t>
+        <w:t xml:space="preserve">Proposed screens</w:t>
+      </w:r>
+    </w:p>
+    <w:p>
+      <w:r>
+        <w:t xml:space="preserve">The Today view lists assigned visits, overdue reviews, and sync status. The visit workspace shows the checklist, document version, and save status. The review packet places sources beside prepared fields and unresolved items above the approval button. The investigator queue shows the study, due date, changes, and reason for review. These are screen specifications for the proposed product.</w:t>
       </w:r>
     </w:p>
     <w:p>
@@ -1556,7 +1556,7 @@
     </w:p>
     <w:p>
       <w:r>
-        <w:t>P0 requirements define release blockers. P1 capabilities follow only when the pilot demonstrates value. The original three-feature scope remains, with narrower and testable claims.</w:t>
+        <w:t xml:space="preserve">P0 requirements must pass before release. P1 features follow a successful pilot. The initial scope retains mobile intake, documentation preparation, and investigator review.</w:t>
       </w:r>
     </w:p>
     <w:p>
@@ -1996,12 +1996,12 @@
         <w:rPr>
           <w:color w:val="000000"/>
         </w:rPr>
-        <w:t>Architecture and operational controls</w:t>
-      </w:r>
-    </w:p>
-    <w:p>
-      <w:r>
-        <w:t>Proposed data flow: authenticated client → study-scoped workflow service → versioned record store and audit service → review queue → controlled export. Templates and rules are configuration with version history. External integrations are adapters with explicit failures, rather than hidden dependencies of the core save path.</w:t>
+        <w:t xml:space="preserve">Architecture and operations</w:t>
+      </w:r>
+    </w:p>
+    <w:p>
+      <w:r>
+        <w:t xml:space="preserve">Proposed flow: authenticated client → study-scoped workflow service → versioned record store and audit service → review queue → controlled export. Templates and rules retain version history. External integrations use separate adapters with visible failure states so an integration outage does not interrupt saving.</w:t>
       </w:r>
     </w:p>
     <w:tbl>
@@ -2338,12 +2338,12 @@
     </w:p>
     <w:p>
       <w:r>
-        <w:t>FDA guidance treats trustworthy electronic records as a combination of controls and intended-use validation; timestamps alone are insufficient. The release plan therefore requires traceability from each regulated requirement to evidence, role-based access tests, change controls, export verification, and documented recovery procedures. The site must determine applicability with its qualified compliance reviewers. [S4, S5]</w:t>
-      </w:r>
-    </w:p>
-    <w:p>
-      <w:r>
-        <w:t>If SiteFlow processes protected health information on behalf of a HIPAA covered entity or business associate, appropriate business associate agreements and safeguards are required. Encryption does not remove that assessment. A demonstration can use simulated records; real clinical data remains gated on agreements, risk assessment, and approved operating procedures. [S6]</w:t>
+        <w:t xml:space="preserve">FDA guidance calls for controls and validation for the intended use of electronic records. Before release, link each regulated requirement to test evidence, including role-based access, change controls, export checks, and recovery procedures. Each site’s qualified compliance reviewers must determine which requirements apply. [S4, S5]</w:t>
+      </w:r>
+    </w:p>
+    <w:p>
+      <w:r>
+        <w:t xml:space="preserve">If SiteFlow handles protected health information for a HIPAA covered entity or business associate, the applicable agreements and safeguards are required. Encryption alone is insufficient. Demonstrations can use simulated records; real clinical data requires agreements, a risk assessment, and approved operating procedures. [S6]</w:t>
       </w:r>
     </w:p>
     <w:p>
@@ -2406,7 +2406,7 @@
     </w:p>
     <w:p>
       <w:r>
-        <w:t>Use completed eligible visits as the unit of work. Compare total administrative time, including rework and external reconciliation, so moving labor to another screen cannot appear as a productivity win.</w:t>
+        <w:t xml:space="preserve">Measure total administrative time per completed eligible visit, including rework and external reconciliation. This prevents an apparent saving that simply moves work to another screen.</w:t>
       </w:r>
     </w:p>
     <w:tbl>
@@ -2855,7 +2855,7 @@
                 <w:color w:val="222222"/>
                 <w:sz w:val="18"/>
               </w:rPr>
-              <w:t>Retain original target of ≥4 active CRC sessions/site/week by Day 90.</w:t>
+              <w:t xml:space="preserve">≥4 active CRC sessions/site/week by Day 90.</w:t>
             </w:r>
           </w:p>
         </w:tc>
@@ -2965,7 +2965,7 @@
     </w:p>
     <w:p>
       <w:r>
-        <w:t>Observe two baseline weeks and four pilot weeks, targeting at least 20 comparable visits per site in each period where feasible. Keep protocol and visit type comparable and log staffing or study changes. Analyze paired site medians and ranges; do not treat hundreds of visits at one site as hundreds of independent customer validations. This pilot informs a go or no-go decision rather than proving population-wide efficacy.</w:t>
+        <w:t xml:space="preserve">Observe two baseline weeks and four pilot weeks, aiming for at least 20 comparable visits per site in each period where feasible. Keep protocol and visit types comparable and log staffing or study changes. Compare paired site medians and ranges. Visits within one site are not independent customer validations; use the pilot to decide whether to continue.</w:t>
       </w:r>
     </w:p>
     <w:p>
@@ -2975,7 +2975,7 @@
     </w:p>
     <w:p>
       <w:r>
-        <w:t>Original goals remain stretch hypotheses: 80% less clipboard transcription, 95% of supported capture events without manual binder updates, 25 paid sites in 90 days, 50% less binder time, &gt;70% investigator adoption, and CRC NPS &gt;50. Each requires a baseline, a defined denominator, and measured pilot evidence before appearing as an outcome.</w:t>
+        <w:t xml:space="preserve">Additional stretch targets are 80% less clipboard transcription, 95% of supported capture events without manual binder updates, 25 paid sites in 90 days, 50% less binder time, &gt;70% investigator adoption, and CRC NPS &gt;50. Define a baseline and denominator for each before measuring it in a pilot.</w:t>
       </w:r>
     </w:p>
     <w:p>
@@ -2991,7 +2991,7 @@
         <w:rPr>
           <w:color w:val="000000"/>
         </w:rPr>
-        <w:t>Competition and economic model</w:t>
+        <w:t xml:space="preserve">Competition and economics</w:t>
       </w:r>
     </w:p>
     <w:tbl>
@@ -3096,7 +3096,7 @@
                 <w:color w:val="FFFFFF"/>
                 <w:sz w:val="18"/>
               </w:rPr>
-              <w:t>Testable SiteFlow advantage</w:t>
+              <w:t xml:space="preserve">Benefit to test</w:t>
             </w:r>
           </w:p>
         </w:tc>
@@ -3464,7 +3464,7 @@
     </w:p>
     <w:p>
       <w:r>
-        <w:t>The original 9,700-site estimate is retained as a planning input, not a verified count derived by treating trial records as unique independent sites. A defensible market model must deduplicate operating locations and identify independence, active trial count, geography, and software eligibility.</w:t>
+        <w:t xml:space="preserve">The 9,700-site estimate is an unverified planning input. To refine it, deduplicate operating locations and identify ownership, active trial count, geography, and software eligibility. Trial records cannot be counted as unique independent sites.</w:t>
       </w:r>
     </w:p>
     <w:tbl>
@@ -3840,12 +3840,12 @@
     </w:p>
     <w:p>
       <w:r>
-        <w:t>At 25 paying sites, monthly recurring revenue is $4,975 and annualized recurring revenue is $59,700. These calculations correct the original $11.6M figure at 5% adoption. They are scenarios, not forecasts. The original ~20K, ~25K, and 30K coordinator figures use different implied staffing assumptions; site count is the consistent revenue denominator.</w:t>
-      </w:r>
-    </w:p>
-    <w:p>
-      <w:r>
-        <w:t>At an illustrative $40 per hour of coordinator time, the subscription alone requires about five hours of monthly savings to break even. Implementation and training add to that threshold. At an assumed 80% contribution margin, monthly contribution is $159.20 and six-month CAC payback implies acquisition cost of at most $955.20 before onboarding cost. Measure support time and validation effort before accepting these margin assumptions.</w:t>
+        <w:t xml:space="preserve">At 25 paying sites, monthly recurring revenue would be $4,975 and annualized revenue $59,700. The 5% scenario above equals $1,158,180, correcting the earlier $11.6M estimate. The earlier ~20K, ~25K, and 30K coordinator estimates assume different staffing levels, so the revenue model uses sites consistently. These are scenarios, not forecasts.</w:t>
+      </w:r>
+    </w:p>
+    <w:p>
+      <w:r>
+        <w:t xml:space="preserve">At an assumed $40 per coordinator hour, $199 requires about five hours of monthly savings before implementation and training costs. An assumed 80% contribution margin yields $159.20 monthly contribution. Six-month CAC payback would then require acquisition cost of no more than $955.20 before onboarding. Measure support and validation costs to check those assumptions.</w:t>
       </w:r>
     </w:p>
     <w:p>
@@ -3861,12 +3861,12 @@
         <w:rPr>
           <w:color w:val="000000"/>
         </w:rPr>
-        <w:t>Execution plan and release gates</w:t>
-      </w:r>
-    </w:p>
-    <w:p>
-      <w:r>
-        <w:t>Use a 13-week planning sequence, with regulated use governed by exit criteria rather than a fixed launch promise. Proposed resourcing is a product lead, designer, two engineers, a clinical workflow adviser, and qualified privacy and compliance review. These are required roles, not a staffed team.</w:t>
+        <w:t xml:space="preserve">Execution plan</w:t>
+      </w:r>
+    </w:p>
+    <w:p>
+      <w:r>
+        <w:t xml:space="preserve">The proposed 13-week plan depends on release criteria, especially for regulated use. It would require a product lead, designer, two engineers, a clinical workflow adviser, and qualified privacy and compliance reviewers. These roles have not been staffed.</w:t>
       </w:r>
     </w:p>
     <w:tbl>
@@ -4334,7 +4334,7 @@
         <w:rPr>
           <w:color w:val="000000"/>
         </w:rPr>
-        <w:t>Experiment sequence</w:t>
+        <w:t xml:space="preserve">Planned experiments</w:t>
       </w:r>
     </w:p>
     <w:p>
@@ -4387,12 +4387,12 @@
         <w:rPr>
           <w:color w:val="000000"/>
         </w:rPr>
-        <w:t>Stop or narrow the product</w:t>
-      </w:r>
-    </w:p>
-    <w:p>
-      <w:r>
-        <w:t>Pause clinical use after any lost record, unauthorized disclosure, or invalid signature state. Narrow the scope if templates require extensive per-study custom engineering. Reconsider the business if time savings disappear after accounting for duplicate sponsor entry, or if sites prefer their existing free tool even after seeing the workflow difference. Expansion requires a clear answer to these objections.</w:t>
+        <w:t xml:space="preserve">When to pause or narrow scope</w:t>
+      </w:r>
+    </w:p>
+    <w:p>
+      <w:r>
+        <w:t xml:space="preserve">Pause clinical use after any lost record, unauthorized disclosure, or invalid signature state. Narrow scope if each protocol requires extensive custom engineering. Reconsider the product if duplicate sponsor entry erases time savings or sites prefer their free existing tool after comparing workflows. Resolve these questions before expanding.</w:t>
       </w:r>
     </w:p>
     <w:p>
@@ -4408,7 +4408,7 @@
         <w:rPr>
           <w:color w:val="000000"/>
         </w:rPr>
-        <w:t>Product judgment and unresolved decisions</w:t>
+        <w:t xml:space="preserve">Key decisions and open questions</w:t>
       </w:r>
     </w:p>
     <w:p>
@@ -4419,12 +4419,12 @@
         <w:rPr>
           <w:color w:val="000000"/>
         </w:rPr>
-        <w:t>Decisions worth defending</w:t>
-      </w:r>
-    </w:p>
-    <w:p>
-      <w:r>
-        <w:t>I would preserve sponsor EDC as an explicit boundary because a universal integration promise would hide the hardest implementation dependency. I would treat regulatory automation as preparation and routing, with authorized review, because a correctly formatted document is not evidence that its clinical content or process is compliant. I would measure end-to-end work because a fast intake screen can still create downstream rework.</w:t>
+        <w:t xml:space="preserve">Why I chose this scope</w:t>
+      </w:r>
+    </w:p>
+    <w:p>
+      <w:r>
+        <w:t xml:space="preserve">I would keep sponsor EDC entry separate until integration is approved, because access and validation are major dependencies. Documentation automation would prepare and route records for authorized review; formatting alone cannot establish compliance. I would measure total work from intake through reconciliation to catch any rework created downstream.</w:t>
       </w:r>
     </w:p>
     <w:p>
@@ -4435,7 +4435,7 @@
         <w:rPr>
           <w:color w:val="000000"/>
         </w:rPr>
-        <w:t>Highest priority open questions</w:t>
+        <w:t xml:space="preserve">Questions to resolve</w:t>
       </w:r>
     </w:p>
     <w:tbl>
@@ -4903,12 +4903,12 @@
         <w:rPr>
           <w:color w:val="000000"/>
         </w:rPr>
-        <w:t>What a successful next iteration would establish</w:t>
-      </w:r>
-    </w:p>
-    <w:p>
-      <w:r>
-        <w:t>A strong next iteration would produce an annotated discovery corpus, a task-level comparison against the site’s actual alternative, a tested prototype, a traceable acceptance-test pack, and paid-pilot decisions. Those artifacts would show whether the coordinator problem supports the proposed business. No pilot interviews, implementation outcomes, or customer commitments are implied by this PRD.</w:t>
+        <w:t xml:space="preserve">Evidence needed next</w:t>
+      </w:r>
+    </w:p>
+    <w:p>
+      <w:r>
+        <w:t xml:space="preserve">Before further investment, I would want a sourced discovery record, a task comparison against each site’s existing tool, a tested prototype, acceptance-test evidence, and paid-pilot decisions. Together, these would show whether the workflow can support the proposed subscription.</w:t>
       </w:r>
     </w:p>
     <w:p>
@@ -4919,12 +4919,12 @@
         <w:rPr>
           <w:color w:val="000000"/>
         </w:rPr>
-        <w:t>Research interpretation</w:t>
-      </w:r>
-    </w:p>
-    <w:p>
-      <w:r>
-        <w:t>Public product documentation establishes what vendors advertise and support. It does not prove that their workflows are easy or difficult at a particular site. The original discovery observations about frustration remain useful, but SiteFlow’s competitive claim should be tested against current products and the specific customer workflow. The selected case remains clinical site operations throughout.</w:t>
+        <w:t xml:space="preserve">Interpreting the research</w:t>
+      </w:r>
+    </w:p>
+    <w:p>
+      <w:r>
+        <w:t xml:space="preserve">Vendor documentation describes supported capabilities, but cannot establish how well they work at a particular site. I would use the public-source complaints to choose tasks for comparison, then test SiteFlow against current tools in clinical site workflows.</w:t>
       </w:r>
     </w:p>
     <w:p>
@@ -4945,7 +4945,7 @@
     </w:p>
     <w:p>
       <w:r>
-        <w:t>External research checked in September 2026. Bracketed references identify the source supporting the adjacent claim. Product documentation establishes stated capabilities; proposed architecture, tests, targets, and business scenarios are product recommendations.</w:t>
+        <w:t xml:space="preserve">Sources checked in September 2026. Bracketed references support nearby factual claims. Architecture, tests, targets, and business scenarios are proposals.</w:t>
       </w:r>
     </w:p>
     <w:p>
@@ -5118,12 +5118,12 @@
         <w:rPr>
           <w:color w:val="000000"/>
         </w:rPr>
-        <w:t>Original case study research</w:t>
-      </w:r>
-    </w:p>
-    <w:p>
-      <w:r>
-        <w:t>The original one-pager and PRD remain the source for the initial personas, discovery findings, pricing hypotheses, and targets. The revision adds current external research and proposed validation. An experiment described as proposed has not been represented as completed research.</w:t>
+        <w:t xml:space="preserve">Concept research</w:t>
+      </w:r>
+    </w:p>
+    <w:p>
+      <w:r>
+        <w:t xml:space="preserve">The original case study supplied the personas, public-source observations, pricing assumptions, and targets. This PRD adds vendor and regulatory references and a plan to test the concept.</w:t>
       </w:r>
     </w:p>
     <w:sectPr>
